--- a/HaemophilusWeb/ReportTemplates/Fax - Sonstige - lowBLNAR CTX-R Imi-R v3.docx
+++ b/HaemophilusWeb/ReportTemplates/Fax - Sonstige - lowBLNAR CTX-R Imi-R v3.docx
@@ -848,12 +848,12 @@
           <w:rFonts w:ascii="Arial" w:hAnsi="Arial" w:cs="Arial"/>
           <w:noProof/>
         </w:rPr>
-        <w:pict w14:anchorId="7C6704F2">
+        <w:pict w14:anchorId="01A79A06">
           <v:shapetype id="_x0000_t202" coordsize="21600,21600" o:spt="202" path="m,l,21600r21600,l21600,xe">
             <v:stroke joinstyle="miter"/>
             <v:path gradientshapeok="t" o:connecttype="rect"/>
           </v:shapetype>
-          <v:shape id="_x0000_s2056" type="#_x0000_t202" style="position:absolute;margin-left:249.4pt;margin-top:47pt;width:90.7pt;height:99.2pt;z-index:-1;visibility:visible;mso-wrap-distance-left:9pt;mso-wrap-distance-top:3.6pt;mso-wrap-distance-right:9pt;mso-wrap-distance-bottom:3.6pt;mso-position-horizontal-relative:text;mso-position-vertical-relative:text;mso-width-relative:margin;mso-height-relative:margin;v-text-anchor:top" stroked="f">
+          <v:shape id="_x0000_s2059" type="#_x0000_t202" style="position:absolute;margin-left:249.4pt;margin-top:47pt;width:90.7pt;height:99.2pt;z-index:-1;visibility:visible;mso-wrap-distance-left:9pt;mso-wrap-distance-top:3.6pt;mso-wrap-distance-right:9pt;mso-wrap-distance-bottom:3.6pt;mso-position-horizontal-relative:text;mso-position-vertical-relative:text;mso-width-relative:margin;mso-height-relative:margin;v-text-anchor:top" stroked="f">
             <v:textbox>
               <w:txbxContent>
                 <w:p>
@@ -2851,6 +2851,8 @@
           <w:rFonts w:ascii="Arial" w:hAnsi="Arial" w:cs="Arial"/>
           <w:bCs/>
           <w:color w:val="000000"/>
+          <w:sz w:val="22"/>
+          <w:szCs w:val="22"/>
         </w:rPr>
       </w:pPr>
       <w:r>
@@ -2858,6 +2860,8 @@
           <w:rFonts w:ascii="Arial" w:hAnsi="Arial" w:cs="Arial"/>
           <w:bCs/>
           <w:color w:val="000000"/>
+          <w:sz w:val="22"/>
+          <w:szCs w:val="22"/>
           <w:u w:val="single"/>
         </w:rPr>
         <w:t>Interpretation</w:t>
@@ -2867,6 +2871,8 @@
           <w:rFonts w:ascii="Arial" w:hAnsi="Arial" w:cs="Arial"/>
           <w:bCs/>
           <w:color w:val="000000"/>
+          <w:sz w:val="22"/>
+          <w:szCs w:val="22"/>
         </w:rPr>
         <w:t xml:space="preserve">: Die Resistenztestung spricht für ein </w:t>
       </w:r>
@@ -2875,6 +2881,8 @@
           <w:rFonts w:ascii="Symbol" w:hAnsi="Symbol" w:cs="Arial"/>
           <w:bCs/>
           <w:iCs/>
+          <w:sz w:val="22"/>
+          <w:szCs w:val="22"/>
         </w:rPr>
         <w:t>b</w:t>
       </w:r>
@@ -2883,6 +2891,8 @@
           <w:rFonts w:ascii="Arial" w:hAnsi="Arial" w:cs="Arial"/>
           <w:bCs/>
           <w:color w:val="000000"/>
+          <w:sz w:val="22"/>
+          <w:szCs w:val="22"/>
         </w:rPr>
         <w:noBreakHyphen/>
         <w:t xml:space="preserve">Laktamase-negatives Ampicillin-sensibles Isolat. Die MHK für Ampicillin befand sich jedoch am Grenzwert. Eine </w:t>
@@ -2892,6 +2902,8 @@
           <w:rFonts w:ascii="Symbol" w:hAnsi="Symbol" w:cs="Arial"/>
           <w:bCs/>
           <w:iCs/>
+          <w:sz w:val="22"/>
+          <w:szCs w:val="22"/>
         </w:rPr>
         <w:t>b</w:t>
       </w:r>
@@ -2900,6 +2912,8 @@
           <w:rFonts w:ascii="Arial" w:hAnsi="Arial" w:cs="Arial"/>
           <w:bCs/>
           <w:color w:val="000000"/>
+          <w:sz w:val="22"/>
+          <w:szCs w:val="22"/>
         </w:rPr>
         <w:noBreakHyphen/>
         <w:t>Laktamase-unabhängige low level Resistenz gegen Ampicillin (sog. lowBLNAR) ist nicht auszuschließen. BLNAR </w:t>
@@ -2910,6 +2924,8 @@
           <w:bCs/>
           <w:i/>
           <w:color w:val="000000"/>
+          <w:sz w:val="22"/>
+          <w:szCs w:val="22"/>
         </w:rPr>
         <w:t>H. influenzae</w:t>
       </w:r>
@@ -2918,6 +2934,8 @@
           <w:rFonts w:ascii="Arial" w:hAnsi="Arial" w:cs="Arial"/>
           <w:bCs/>
           <w:color w:val="000000"/>
+          <w:sz w:val="22"/>
+          <w:szCs w:val="22"/>
         </w:rPr>
         <w:noBreakHyphen/>
         <w:t>Isolate weisen einen β</w:t>
@@ -2927,6 +2945,8 @@
           <w:rFonts w:ascii="Arial" w:hAnsi="Arial" w:cs="Arial"/>
           <w:bCs/>
           <w:color w:val="000000"/>
+          <w:sz w:val="22"/>
+          <w:szCs w:val="22"/>
         </w:rPr>
         <w:noBreakHyphen/>
         <w:t>Lactamase-unabhängigen Resistenzmechanismus auf, welcher durch Mutation des Zellwandproteins PBP3 hervorgerufen wird. Sie sind resistent gegen Ampicillin/Sulbactam sowie Amoxicillin/Clavulansäure und könnten eine verminderte Sensibilität gegen Cephalosporine aufweisen</w:t>
@@ -2936,6 +2956,8 @@
           <w:rFonts w:ascii="Arial" w:hAnsi="Arial" w:cs="Arial"/>
           <w:bCs/>
           <w:color w:val="000000"/>
+          <w:sz w:val="22"/>
+          <w:szCs w:val="22"/>
           <w:vertAlign w:val="superscript"/>
         </w:rPr>
         <w:t>1,2</w:t>
@@ -2945,6 +2967,8 @@
           <w:rFonts w:ascii="Arial" w:hAnsi="Arial" w:cs="Arial"/>
           <w:bCs/>
           <w:color w:val="000000"/>
+          <w:sz w:val="22"/>
+          <w:szCs w:val="22"/>
         </w:rPr>
         <w:t>.</w:t>
       </w:r>
@@ -2972,6 +2996,8 @@
           <w:rFonts w:ascii="Arial" w:hAnsi="Arial" w:cs="Arial"/>
           <w:bCs/>
           <w:color w:val="000000"/>
+          <w:sz w:val="22"/>
+          <w:szCs w:val="22"/>
         </w:rPr>
         <w:t>Aufgrund Ihrer Angaben wurde die Empfindlichkeit von Cefotaxim und Imipenem überprüft. In diesem Fall konnte eine – sehr selten vorkommende – Resistenz gegen Cefotaxim</w:t>
       </w:r>
@@ -2980,6 +3006,8 @@
           <w:rFonts w:ascii="Arial" w:hAnsi="Arial" w:cs="Arial"/>
           <w:bCs/>
           <w:color w:val="000000"/>
+          <w:sz w:val="22"/>
+          <w:szCs w:val="22"/>
           <w:vertAlign w:val="superscript"/>
         </w:rPr>
         <w:t>3,4</w:t>
@@ -2989,6 +3017,8 @@
           <w:rFonts w:ascii="Arial" w:hAnsi="Arial" w:cs="Arial"/>
           <w:bCs/>
           <w:color w:val="000000"/>
+          <w:sz w:val="22"/>
+          <w:szCs w:val="22"/>
         </w:rPr>
         <w:t xml:space="preserve"> wie auch gegen Imipenem bestätigt werden. Die Imipenem-Resistenz kann durch verschiedene Mechanismen hervorgerufen werden</w:t>
       </w:r>
@@ -2997,6 +3027,8 @@
           <w:rFonts w:ascii="Arial" w:hAnsi="Arial" w:cs="Arial"/>
           <w:bCs/>
           <w:color w:val="000000"/>
+          <w:sz w:val="22"/>
+          <w:szCs w:val="22"/>
           <w:vertAlign w:val="superscript"/>
         </w:rPr>
         <w:t>4</w:t>
@@ -3006,6 +3038,8 @@
           <w:rFonts w:ascii="Arial" w:hAnsi="Arial" w:cs="Arial"/>
           <w:bCs/>
           <w:color w:val="000000"/>
+          <w:sz w:val="22"/>
+          <w:szCs w:val="22"/>
         </w:rPr>
         <w:t>, insbesondere die Mutation des Penicillin-Bindeproteins PBP3 kann eine Rolle spielen</w:t>
       </w:r>
@@ -3014,6 +3048,8 @@
           <w:rFonts w:ascii="Arial" w:hAnsi="Arial" w:cs="Arial"/>
           <w:bCs/>
           <w:color w:val="000000"/>
+          <w:sz w:val="22"/>
+          <w:szCs w:val="22"/>
           <w:vertAlign w:val="superscript"/>
         </w:rPr>
         <w:t xml:space="preserve"> 5,6</w:t>
@@ -3023,8 +3059,18 @@
           <w:rFonts w:ascii="Arial" w:hAnsi="Arial" w:cs="Arial"/>
           <w:bCs/>
           <w:color w:val="000000"/>
-        </w:rPr>
-        <w:t xml:space="preserve">. </w:t>
+          <w:sz w:val="22"/>
+          <w:szCs w:val="22"/>
+        </w:rPr>
+        <w:t>.</w:t>
+      </w:r>
+      <w:r>
+        <w:rPr>
+          <w:rFonts w:ascii="Arial" w:hAnsi="Arial" w:cs="Arial"/>
+          <w:bCs/>
+          <w:color w:val="000000"/>
+        </w:rPr>
+        <w:t xml:space="preserve"> </w:t>
       </w:r>
     </w:p>
     <w:p>
@@ -3573,7 +3619,7 @@
       <w:rPr>
         <w:noProof/>
       </w:rPr>
-      <w:pict w14:anchorId="36D297EC">
+      <w:pict w14:anchorId="4092AF64">
         <v:shapetype id="_x0000_t75" coordsize="21600,21600" o:spt="75" o:preferrelative="t" path="m@4@5l@4@11@9@11@9@5xe" filled="f" stroked="f">
           <v:stroke joinstyle="miter"/>
           <v:formulas>
@@ -3593,7 +3639,7 @@
           <v:path o:extrusionok="f" gradientshapeok="t" o:connecttype="rect"/>
           <o:lock v:ext="edit" aspectratio="t"/>
         </v:shapetype>
-        <v:shape id="Grafik 683989411" o:spid="_x0000_s1136" type="#_x0000_t75" alt="ML-13135-01_DAkkS-Symbol_grau1-1" style="position:absolute;margin-left:401.25pt;margin-top:-13.1pt;width:111pt;height:63pt;z-index:3;visibility:visible;mso-wrap-style:square;mso-width-percent:0;mso-height-percent:0;mso-wrap-distance-left:9pt;mso-wrap-distance-top:0;mso-wrap-distance-right:9pt;mso-wrap-distance-bottom:0;mso-position-horizontal:absolute;mso-position-horizontal-relative:text;mso-position-vertical:absolute;mso-position-vertical-relative:text;mso-width-percent:0;mso-height-percent:0;mso-width-relative:page;mso-height-relative:page">
+        <v:shape id="Grafik 701799291" o:spid="_x0000_s1158" type="#_x0000_t75" alt="ML-13135-01_DAkkS-Symbol_grau1-1" style="position:absolute;margin-left:401.25pt;margin-top:-13.1pt;width:111pt;height:63pt;z-index:8;visibility:visible;mso-wrap-style:square;mso-width-percent:0;mso-height-percent:0;mso-wrap-distance-left:9pt;mso-wrap-distance-top:0;mso-wrap-distance-right:9pt;mso-wrap-distance-bottom:0;mso-position-horizontal:absolute;mso-position-horizontal-relative:text;mso-position-vertical:absolute;mso-position-vertical-relative:text;mso-width-percent:0;mso-height-percent:0;mso-width-relative:page;mso-height-relative:page">
           <v:imagedata r:id="rId1" o:title="ML-13135-01_DAkkS-Symbol_grau1-1"/>
         </v:shape>
       </w:pict>
@@ -3611,7 +3657,21 @@
         <w:szCs w:val="17"/>
       </w:rPr>
       <w:tab/>
-      <w:t>Befund zu</w:t>
+      <w:t xml:space="preserve">Befund </w:t>
+    </w:r>
+    <w:r>
+      <w:rPr>
+        <w:sz w:val="17"/>
+        <w:szCs w:val="17"/>
+      </w:rPr>
+      <w:t xml:space="preserve">vom {Date} </w:t>
+    </w:r>
+    <w:r>
+      <w:rPr>
+        <w:sz w:val="17"/>
+        <w:szCs w:val="17"/>
+      </w:rPr>
+      <w:t>zu</w:t>
     </w:r>
     <w:r>
       <w:rPr>
@@ -3809,7 +3869,7 @@
       <w:rPr>
         <w:noProof/>
       </w:rPr>
-      <w:pict w14:anchorId="7AE8AEAE">
+      <w:pict w14:anchorId="7F206F4A">
         <v:shapetype id="_x0000_t75" coordsize="21600,21600" o:spt="75" o:preferrelative="t" path="m@4@5l@4@11@9@11@9@5xe" filled="f" stroked="f">
           <v:stroke joinstyle="miter"/>
           <v:formulas>
@@ -3829,7 +3889,7 @@
           <v:path o:extrusionok="f" gradientshapeok="t" o:connecttype="rect"/>
           <o:lock v:ext="edit" aspectratio="t"/>
         </v:shapetype>
-        <v:shape id="Grafik 1713930443" o:spid="_x0000_s1135" type="#_x0000_t75" alt="ML-13135-01_DAkkS-Symbol_grau1-1" style="position:absolute;margin-left:401.25pt;margin-top:-13.1pt;width:111pt;height:63pt;z-index:4;visibility:visible;mso-wrap-style:square;mso-width-percent:0;mso-height-percent:0;mso-wrap-distance-left:9pt;mso-wrap-distance-top:0;mso-wrap-distance-right:9pt;mso-wrap-distance-bottom:0;mso-position-horizontal:absolute;mso-position-horizontal-relative:text;mso-position-vertical:absolute;mso-position-vertical-relative:text;mso-width-percent:0;mso-height-percent:0;mso-width-relative:page;mso-height-relative:page">
+        <v:shape id="Grafik 1700856825" o:spid="_x0000_s1157" type="#_x0000_t75" alt="ML-13135-01_DAkkS-Symbol_grau1-1" style="position:absolute;margin-left:401.25pt;margin-top:-13.1pt;width:111pt;height:63pt;z-index:11;visibility:visible;mso-wrap-style:square;mso-width-percent:0;mso-height-percent:0;mso-wrap-distance-left:9pt;mso-wrap-distance-top:0;mso-wrap-distance-right:9pt;mso-wrap-distance-bottom:0;mso-position-horizontal:absolute;mso-position-horizontal-relative:text;mso-position-vertical:absolute;mso-position-vertical-relative:text;mso-width-percent:0;mso-height-percent:0;mso-width-relative:page;mso-height-relative:page">
           <v:imagedata r:id="rId1" o:title="ML-13135-01_DAkkS-Symbol_grau1-1"/>
         </v:shape>
       </w:pict>
@@ -3847,7 +3907,21 @@
         <w:szCs w:val="17"/>
       </w:rPr>
       <w:tab/>
-      <w:t>Befund zu</w:t>
+      <w:t xml:space="preserve">Befund </w:t>
+    </w:r>
+    <w:r>
+      <w:rPr>
+        <w:sz w:val="17"/>
+        <w:szCs w:val="17"/>
+      </w:rPr>
+      <w:t xml:space="preserve">vom {Date} </w:t>
+    </w:r>
+    <w:r>
+      <w:rPr>
+        <w:sz w:val="17"/>
+        <w:szCs w:val="17"/>
+      </w:rPr>
+      <w:t>zu</w:t>
     </w:r>
     <w:r>
       <w:rPr>
@@ -4045,7 +4119,7 @@
       <w:rPr>
         <w:noProof/>
       </w:rPr>
-      <w:pict w14:anchorId="6DCEBC2D">
+      <w:pict w14:anchorId="6FFDE327">
         <v:shapetype id="_x0000_t75" coordsize="21600,21600" o:spt="75" o:preferrelative="t" path="m@4@5l@4@11@9@11@9@5xe" filled="f" stroked="f">
           <v:stroke joinstyle="miter"/>
           <v:formulas>
@@ -4065,7 +4139,7 @@
           <v:path o:extrusionok="f" gradientshapeok="t" o:connecttype="rect"/>
           <o:lock v:ext="edit" aspectratio="t"/>
         </v:shapetype>
-        <v:shape id="Grafik 3" o:spid="_x0000_s1134" type="#_x0000_t75" alt="ML-13135-01_DAkkS-Symbol_grau1-1" style="position:absolute;margin-left:401.25pt;margin-top:-13.1pt;width:111pt;height:63pt;z-index:2;visibility:visible;mso-wrap-style:square;mso-width-percent:0;mso-height-percent:0;mso-wrap-distance-left:9pt;mso-wrap-distance-top:0;mso-wrap-distance-right:9pt;mso-wrap-distance-bottom:0;mso-position-horizontal:absolute;mso-position-horizontal-relative:text;mso-position-vertical:absolute;mso-position-vertical-relative:text;mso-width-percent:0;mso-height-percent:0;mso-width-relative:page;mso-height-relative:page">
+        <v:shape id="Grafik 3" o:spid="_x0000_s1156" type="#_x0000_t75" alt="ML-13135-01_DAkkS-Symbol_grau1-1" style="position:absolute;margin-left:401.25pt;margin-top:-13.1pt;width:111pt;height:63pt;z-index:7;visibility:visible;mso-wrap-style:square;mso-width-percent:0;mso-height-percent:0;mso-wrap-distance-left:9pt;mso-wrap-distance-top:0;mso-wrap-distance-right:9pt;mso-wrap-distance-bottom:0;mso-position-horizontal:absolute;mso-position-horizontal-relative:text;mso-position-vertical:absolute;mso-position-vertical-relative:text;mso-width-percent:0;mso-height-percent:0;mso-width-relative:page;mso-height-relative:page">
           <v:imagedata r:id="rId1" o:title="ML-13135-01_DAkkS-Symbol_grau1-1"/>
         </v:shape>
       </w:pict>
@@ -4083,7 +4157,21 @@
         <w:szCs w:val="17"/>
       </w:rPr>
       <w:tab/>
-      <w:t>Befund zu</w:t>
+      <w:t xml:space="preserve">Befund </w:t>
+    </w:r>
+    <w:r>
+      <w:rPr>
+        <w:sz w:val="17"/>
+        <w:szCs w:val="17"/>
+      </w:rPr>
+      <w:t xml:space="preserve">vom {Date} </w:t>
+    </w:r>
+    <w:r>
+      <w:rPr>
+        <w:sz w:val="17"/>
+        <w:szCs w:val="17"/>
+      </w:rPr>
+      <w:t>zu</w:t>
     </w:r>
     <w:r>
       <w:rPr>
@@ -4329,7 +4417,7 @@
           <v:path o:extrusionok="f" gradientshapeok="t" o:connecttype="rect"/>
           <o:lock v:ext="edit" aspectratio="t"/>
         </v:shapetype>
-        <v:shape id="Grafik 778533121" o:spid="_x0000_s1155" type="#_x0000_t75" alt="nrzmhi_logo_500" style="position:absolute;margin-left:385.15pt;margin-top:2.25pt;width:63.4pt;height:63.4pt;z-index:-1;visibility:visible;mso-wrap-style:square;mso-width-percent:0;mso-height-percent:0;mso-wrap-distance-left:9pt;mso-wrap-distance-top:0;mso-wrap-distance-right:9pt;mso-wrap-distance-bottom:0;mso-position-horizontal:absolute;mso-position-horizontal-relative:text;mso-position-vertical:absolute;mso-position-vertical-relative:text;mso-width-percent:0;mso-height-percent:0;mso-width-relative:page;mso-height-relative:page">
+        <v:shape id="Grafik 778533121" o:spid="_x0000_s1155" type="#_x0000_t75" alt="nrzmhi_logo_500" style="position:absolute;margin-left:385.15pt;margin-top:2.25pt;width:63.4pt;height:63.4pt;z-index:-6;visibility:visible;mso-wrap-style:square;mso-width-percent:0;mso-height-percent:0;mso-wrap-distance-left:9pt;mso-wrap-distance-top:0;mso-wrap-distance-right:9pt;mso-wrap-distance-bottom:0;mso-position-horizontal:absolute;mso-position-horizontal-relative:text;mso-position-vertical:absolute;mso-position-vertical-relative:text;mso-width-percent:0;mso-height-percent:0;mso-width-relative:page;mso-height-relative:page">
           <v:imagedata r:id="rId1" o:title="nrzmhi_logo_500"/>
         </v:shape>
       </w:pict>
@@ -4339,7 +4427,7 @@
         <w:noProof/>
       </w:rPr>
       <w:pict w14:anchorId="052D3775">
-        <v:shape id="Grafik 1197474404" o:spid="_x0000_s1154" type="#_x0000_t75" alt="RKI_Logo-NRZKL-Deu_RGB-1.JPG" style="position:absolute;margin-left:449.25pt;margin-top:6.75pt;width:55pt;height:55pt;z-index:9;visibility:visible;mso-wrap-style:square;mso-width-percent:0;mso-height-percent:0;mso-wrap-distance-left:9pt;mso-wrap-distance-top:0;mso-wrap-distance-right:9pt;mso-wrap-distance-bottom:0;mso-position-horizontal:absolute;mso-position-horizontal-relative:text;mso-position-vertical:absolute;mso-position-vertical-relative:text;mso-width-percent:0;mso-height-percent:0;mso-width-relative:page;mso-height-relative:page" stroked="t" strokecolor="white">
+        <v:shape id="Grafik 1197474404" o:spid="_x0000_s1154" type="#_x0000_t75" alt="RKI_Logo-NRZKL-Deu_RGB-1.JPG" style="position:absolute;margin-left:449.25pt;margin-top:6.75pt;width:55pt;height:55pt;z-index:3;visibility:visible;mso-wrap-style:square;mso-width-percent:0;mso-height-percent:0;mso-wrap-distance-left:9pt;mso-wrap-distance-top:0;mso-wrap-distance-right:9pt;mso-wrap-distance-bottom:0;mso-position-horizontal:absolute;mso-position-horizontal-relative:text;mso-position-vertical:absolute;mso-position-vertical-relative:text;mso-width-percent:0;mso-height-percent:0;mso-width-relative:page;mso-height-relative:page" stroked="t" strokecolor="white">
           <v:imagedata r:id="rId2" o:title="RKI_Logo-NRZKL-Deu_RGB-1"/>
         </v:shape>
       </w:pict>
@@ -4464,7 +4552,7 @@
           <v:stroke joinstyle="miter"/>
           <v:path gradientshapeok="t" o:connecttype="rect"/>
         </v:shapetype>
-        <v:shape id="_x0000_s1151" type="#_x0000_t202" style="position:absolute;margin-left:364.1pt;margin-top:2.3pt;width:156.8pt;height:304.25pt;z-index:10;visibility:visible;mso-wrap-style:square;mso-width-percent:0;mso-height-percent:0;mso-wrap-distance-left:9pt;mso-wrap-distance-top:0;mso-wrap-distance-right:9pt;mso-wrap-distance-bottom:0;mso-position-horizontal-relative:text;mso-position-vertical-relative:text;mso-width-percent:0;mso-height-percent:0;mso-width-relative:page;mso-height-relative:page;v-text-anchor:top" o:gfxdata="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" stroked="f">
+        <v:shape id="_x0000_s1151" type="#_x0000_t202" style="position:absolute;margin-left:364.1pt;margin-top:2.3pt;width:156.8pt;height:304.25pt;z-index:4;visibility:visible;mso-wrap-style:square;mso-width-percent:0;mso-height-percent:0;mso-wrap-distance-left:9pt;mso-wrap-distance-top:0;mso-wrap-distance-right:9pt;mso-wrap-distance-bottom:0;mso-position-horizontal-relative:text;mso-position-vertical-relative:text;mso-width-percent:0;mso-height-percent:0;mso-width-relative:page;mso-height-relative:page;v-text-anchor:top" o:gfxdata="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" stroked="f">
           <v:textbox style="mso-next-textbox:#_x0000_s1151">
             <w:txbxContent>
               <w:p>
@@ -4991,8 +5079,6 @@
         <w:b/>
         <w:smallCaps/>
         <w:spacing w:val="20"/>
-        <w:sz w:val="28"/>
-        <w:szCs w:val="28"/>
       </w:rPr>
     </w:pPr>
     <w:r>
@@ -5020,7 +5106,7 @@
       <w:rPr>
         <w:noProof/>
       </w:rPr>
-      <w:pict w14:anchorId="60AA2169">
+      <w:pict w14:anchorId="2813B601">
         <v:shapetype id="_x0000_t75" coordsize="21600,21600" o:spt="75" o:preferrelative="t" path="m@4@5l@4@11@9@11@9@5xe" filled="f" stroked="f">
           <v:stroke joinstyle="miter"/>
           <v:formulas>
@@ -5040,7 +5126,7 @@
           <v:path o:extrusionok="f" gradientshapeok="t" o:connecttype="rect"/>
           <o:lock v:ext="edit" aspectratio="t"/>
         </v:shapetype>
-        <v:shape id="Grafik 11" o:spid="_x0000_s1131" type="#_x0000_t75" alt="nrzmhi_logo_500" style="position:absolute;margin-left:385.15pt;margin-top:2.25pt;width:63.4pt;height:63.4pt;z-index:-7;visibility:visible;mso-wrap-style:square;mso-width-percent:0;mso-height-percent:0;mso-wrap-distance-left:9pt;mso-wrap-distance-top:0;mso-wrap-distance-right:9pt;mso-wrap-distance-bottom:0;mso-position-horizontal:absolute;mso-position-horizontal-relative:text;mso-position-vertical:absolute;mso-position-vertical-relative:text;mso-width-percent:0;mso-height-percent:0;mso-width-relative:page;mso-height-relative:page">
+        <v:shape id="Grafik 4" o:spid="_x0000_s1160" type="#_x0000_t75" alt="nrzmhi_logo_500" style="position:absolute;margin-left:385.15pt;margin-top:2.25pt;width:63.4pt;height:63.4pt;z-index:-2;visibility:visible;mso-wrap-style:square;mso-width-percent:0;mso-height-percent:0;mso-wrap-distance-left:9pt;mso-wrap-distance-top:0;mso-wrap-distance-right:9pt;mso-wrap-distance-bottom:0;mso-position-horizontal:absolute;mso-position-horizontal-relative:text;mso-position-vertical:absolute;mso-position-vertical-relative:text;mso-width-percent:0;mso-height-percent:0;mso-width-relative:page;mso-height-relative:page">
           <v:imagedata r:id="rId1" o:title="nrzmhi_logo_500"/>
         </v:shape>
       </w:pict>
@@ -5049,8 +5135,8 @@
       <w:rPr>
         <w:noProof/>
       </w:rPr>
-      <w:pict w14:anchorId="5CD802F4">
-        <v:shape id="Grafik 12" o:spid="_x0000_s1130" type="#_x0000_t75" alt="RKI_Logo-NRZKL-Deu_RGB-1.JPG" style="position:absolute;margin-left:449.25pt;margin-top:6.75pt;width:55pt;height:55pt;z-index:1;visibility:visible;mso-wrap-style:square;mso-width-percent:0;mso-height-percent:0;mso-wrap-distance-left:9pt;mso-wrap-distance-top:0;mso-wrap-distance-right:9pt;mso-wrap-distance-bottom:0;mso-position-horizontal:absolute;mso-position-horizontal-relative:text;mso-position-vertical:absolute;mso-position-vertical-relative:text;mso-width-percent:0;mso-height-percent:0;mso-width-relative:page;mso-height-relative:page" stroked="t" strokecolor="white">
+      <w:pict w14:anchorId="6AD6DD59">
+        <v:shape id="Grafik 2083013299" o:spid="_x0000_s1159" type="#_x0000_t75" alt="RKI_Logo-NRZKL-Deu_RGB-1.JPG" style="position:absolute;margin-left:449.25pt;margin-top:6.75pt;width:55pt;height:55pt;z-index:9;visibility:visible;mso-wrap-style:square;mso-width-percent:0;mso-height-percent:0;mso-wrap-distance-left:9pt;mso-wrap-distance-top:0;mso-wrap-distance-right:9pt;mso-wrap-distance-bottom:0;mso-position-horizontal:absolute;mso-position-horizontal-relative:text;mso-position-vertical:absolute;mso-position-vertical-relative:text;mso-width-percent:0;mso-height-percent:0;mso-width-relative:page;mso-height-relative:page" stroked="t" strokecolor="white">
           <v:imagedata r:id="rId2" o:title="RKI_Logo-NRZKL-Deu_RGB-1"/>
         </v:shape>
       </w:pict>
@@ -5061,8 +5147,6 @@
         <w:b/>
         <w:smallCaps/>
         <w:spacing w:val="20"/>
-        <w:sz w:val="28"/>
-        <w:szCs w:val="28"/>
       </w:rPr>
       <w:t xml:space="preserve">Nationales Referenzzentrum für Meningokokken </w:t>
     </w:r>
@@ -5074,8 +5158,6 @@
         <w:rFonts w:ascii="Arial" w:hAnsi="Arial" w:cs="Arial"/>
         <w:smallCaps/>
         <w:spacing w:val="20"/>
-        <w:sz w:val="28"/>
-        <w:szCs w:val="28"/>
       </w:rPr>
     </w:pPr>
     <w:r>
@@ -5085,8 +5167,6 @@
         <w:smallCaps/>
         <w:noProof/>
         <w:spacing w:val="20"/>
-        <w:sz w:val="28"/>
-        <w:szCs w:val="28"/>
       </w:rPr>
       <w:t>und Haemophilus influenzae</w:t>
     </w:r>
@@ -5094,14 +5174,14 @@
   <w:p>
     <w:pPr>
       <w:rPr>
-        <w:sz w:val="22"/>
-        <w:szCs w:val="22"/>
+        <w:sz w:val="20"/>
+        <w:szCs w:val="20"/>
       </w:rPr>
     </w:pPr>
     <w:r>
       <w:rPr>
-        <w:sz w:val="22"/>
-        <w:szCs w:val="22"/>
+        <w:sz w:val="20"/>
+        <w:szCs w:val="20"/>
       </w:rPr>
       <w:t>Gesamtleitung: PD Dr. rer. nat. Heike Claus</w:t>
     </w:r>
@@ -5109,14 +5189,14 @@
   <w:p>
     <w:pPr>
       <w:rPr>
-        <w:sz w:val="12"/>
-        <w:szCs w:val="12"/>
+        <w:sz w:val="20"/>
+        <w:szCs w:val="20"/>
       </w:rPr>
     </w:pPr>
     <w:r>
       <w:rPr>
-        <w:sz w:val="22"/>
-        <w:szCs w:val="22"/>
+        <w:sz w:val="20"/>
+        <w:szCs w:val="20"/>
       </w:rPr>
       <w:t>ärztliche Leitung: PD Dr. med. Thiên-Trí Lâm</w:t>
     </w:r>
@@ -5128,6 +5208,63 @@
         <w:szCs w:val="12"/>
       </w:rPr>
     </w:pPr>
+  </w:p>
+  <w:p>
+    <w:pPr>
+      <w:rPr>
+        <w:sz w:val="12"/>
+        <w:szCs w:val="12"/>
+      </w:rPr>
+    </w:pPr>
+    <w:r>
+      <w:rPr>
+        <w:sz w:val="12"/>
+        <w:szCs w:val="12"/>
+      </w:rPr>
+      <w:t xml:space="preserve">Labor-Nr. des NRZMHi: </w:t>
+    </w:r>
+    <w:r>
+      <w:rPr>
+        <w:sz w:val="12"/>
+        <w:szCs w:val="12"/>
+      </w:rPr>
+      <w:t>{LaboratoryNumberWithPrefix}</w:t>
+    </w:r>
+    <w:r>
+      <w:rPr>
+        <w:sz w:val="12"/>
+        <w:szCs w:val="12"/>
+      </w:rPr>
+      <w:t xml:space="preserve"> · isoliert aus: {SamplingLocation} · Datum der Materialentnahme:</w:t>
+    </w:r>
+    <w:r>
+      <w:rPr>
+        <w:sz w:val="12"/>
+        <w:szCs w:val="12"/>
+      </w:rPr>
+      <w:t xml:space="preserve"> </w:t>
+    </w:r>
+    <w:r>
+      <w:rPr>
+        <w:sz w:val="12"/>
+        <w:szCs w:val="12"/>
+      </w:rPr>
+      <w:t>{SamplingDate} · Labor-Nr. des Einsenders:</w:t>
+    </w:r>
+    <w:r>
+      <w:rPr>
+        <w:sz w:val="12"/>
+        <w:szCs w:val="12"/>
+      </w:rPr>
+      <w:t xml:space="preserve"> </w:t>
+    </w:r>
+    <w:r>
+      <w:rPr>
+        <w:sz w:val="12"/>
+        <w:szCs w:val="12"/>
+      </w:rPr>
+      <w:t>{SenderLaboratoryNumber}</w:t>
+    </w:r>
   </w:p>
   <w:p>
     <w:pPr>
@@ -5205,7 +5342,7 @@
           <v:path o:extrusionok="f" gradientshapeok="t" o:connecttype="rect"/>
           <o:lock v:ext="edit" aspectratio="t"/>
         </v:shapetype>
-        <v:shape id="Grafik 2" o:spid="_x0000_s1153" type="#_x0000_t75" alt="nrzmhi_logo_500" style="position:absolute;margin-left:385.15pt;margin-top:2.25pt;width:63.4pt;height:63.4pt;z-index:-4;visibility:visible;mso-wrap-style:square;mso-width-percent:0;mso-height-percent:0;mso-wrap-distance-left:9pt;mso-wrap-distance-top:0;mso-wrap-distance-right:9pt;mso-wrap-distance-bottom:0;mso-position-horizontal:absolute;mso-position-horizontal-relative:text;mso-position-vertical:absolute;mso-position-vertical-relative:text;mso-width-percent:0;mso-height-percent:0;mso-width-relative:page;mso-height-relative:page">
+        <v:shape id="Grafik 2" o:spid="_x0000_s1153" type="#_x0000_t75" alt="nrzmhi_logo_500" style="position:absolute;margin-left:385.15pt;margin-top:2.25pt;width:63.4pt;height:63.4pt;z-index:-7;visibility:visible;mso-wrap-style:square;mso-width-percent:0;mso-height-percent:0;mso-wrap-distance-left:9pt;mso-wrap-distance-top:0;mso-wrap-distance-right:9pt;mso-wrap-distance-bottom:0;mso-position-horizontal:absolute;mso-position-horizontal-relative:text;mso-position-vertical:absolute;mso-position-vertical-relative:text;mso-width-percent:0;mso-height-percent:0;mso-width-relative:page;mso-height-relative:page">
           <v:imagedata r:id="rId1" o:title="nrzmhi_logo_500"/>
         </v:shape>
       </w:pict>
@@ -5215,7 +5352,7 @@
         <w:noProof/>
       </w:rPr>
       <w:pict w14:anchorId="4906469E">
-        <v:shape id="Grafik 1" o:spid="_x0000_s1152" type="#_x0000_t75" alt="RKI_Logo-NRZKL-Deu_RGB-1.JPG" style="position:absolute;margin-left:449.25pt;margin-top:6.75pt;width:55pt;height:55pt;z-index:6;visibility:visible;mso-wrap-style:square;mso-width-percent:0;mso-height-percent:0;mso-wrap-distance-left:9pt;mso-wrap-distance-top:0;mso-wrap-distance-right:9pt;mso-wrap-distance-bottom:0;mso-position-horizontal:absolute;mso-position-horizontal-relative:text;mso-position-vertical:absolute;mso-position-vertical-relative:text;mso-width-percent:0;mso-height-percent:0;mso-width-relative:page;mso-height-relative:page" stroked="t" strokecolor="white">
+        <v:shape id="Grafik 1" o:spid="_x0000_s1152" type="#_x0000_t75" alt="RKI_Logo-NRZKL-Deu_RGB-1.JPG" style="position:absolute;margin-left:449.25pt;margin-top:6.75pt;width:55pt;height:55pt;z-index:1;visibility:visible;mso-wrap-style:square;mso-width-percent:0;mso-height-percent:0;mso-wrap-distance-left:9pt;mso-wrap-distance-top:0;mso-wrap-distance-right:9pt;mso-wrap-distance-bottom:0;mso-position-horizontal:absolute;mso-position-horizontal-relative:text;mso-position-vertical:absolute;mso-position-vertical-relative:text;mso-width-percent:0;mso-height-percent:0;mso-width-relative:page;mso-height-relative:page" stroked="t" strokecolor="white">
           <v:imagedata r:id="rId2" o:title="RKI_Logo-NRZKL-Deu_RGB-1"/>
         </v:shape>
       </w:pict>
@@ -5340,7 +5477,7 @@
           <v:stroke joinstyle="miter"/>
           <v:path gradientshapeok="t" o:connecttype="rect"/>
         </v:shapetype>
-        <v:shape id="Textfeld 3" o:spid="_x0000_s1148" type="#_x0000_t202" style="position:absolute;margin-left:364.1pt;margin-top:2.3pt;width:156.8pt;height:304.25pt;z-index:7;visibility:visible;mso-wrap-style:square;mso-width-percent:0;mso-height-percent:0;mso-wrap-distance-left:9pt;mso-wrap-distance-top:0;mso-wrap-distance-right:9pt;mso-wrap-distance-bottom:0;mso-position-horizontal-relative:text;mso-position-vertical-relative:text;mso-width-percent:0;mso-height-percent:0;mso-width-relative:page;mso-height-relative:page;v-text-anchor:top" o:gfxdata="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" stroked="f">
+        <v:shape id="Textfeld 3" o:spid="_x0000_s1148" type="#_x0000_t202" style="position:absolute;margin-left:364.1pt;margin-top:2.3pt;width:156.8pt;height:304.25pt;z-index:2;visibility:visible;mso-wrap-style:square;mso-width-percent:0;mso-height-percent:0;mso-wrap-distance-left:9pt;mso-wrap-distance-top:0;mso-wrap-distance-right:9pt;mso-wrap-distance-bottom:0;mso-position-horizontal-relative:text;mso-position-vertical-relative:text;mso-width-percent:0;mso-height-percent:0;mso-width-relative:page;mso-height-relative:page;v-text-anchor:top" o:gfxdata="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" stroked="f">
           <v:textbox style="mso-next-textbox:#Textfeld 3">
             <w:txbxContent>
               <w:p>

--- a/HaemophilusWeb/ReportTemplates/Fax - Sonstige - lowBLNAR CTX-R Imi-R v3.docx
+++ b/HaemophilusWeb/ReportTemplates/Fax - Sonstige - lowBLNAR CTX-R Imi-R v3.docx
@@ -4495,7 +4495,7 @@
         <w:sz w:val="22"/>
         <w:szCs w:val="22"/>
       </w:rPr>
-      <w:t>Gesamtleitung: PD Dr. rer. nat. Heike Claus</w:t>
+      <w:t xml:space="preserve">Gesamtleitung: {LabDirector}</w:t>
     </w:r>
   </w:p>
   <w:p>
@@ -4510,7 +4510,7 @@
         <w:sz w:val="22"/>
         <w:szCs w:val="22"/>
       </w:rPr>
-      <w:t>ärztliche Leitung: PD Dr. med. Thiên-Trí Lâm</w:t>
+      <w:t xml:space="preserve">ärztliche Leitung: {MedicalDirector}</w:t>
     </w:r>
   </w:p>
   <w:p>
@@ -4777,235 +4777,8 @@
                     <w:sz w:val="17"/>
                     <w:szCs w:val="17"/>
                   </w:rPr>
-                  <w:t>PD Dr. rer. nat. Heike Claus</w:t>
+                  <w:t xml:space="preserve">{Contacts}</w:t>
                 </w:r>
-              </w:p>
-              <w:p>
-                <w:pPr>
-                  <w:tabs>
-                    <w:tab w:val="left" w:pos="7560"/>
-                  </w:tabs>
-                  <w:ind w:right="-1368"/>
-                  <w:rPr>
-                    <w:sz w:val="17"/>
-                    <w:szCs w:val="17"/>
-                    <w:lang w:val="pl-PL"/>
-                  </w:rPr>
-                </w:pPr>
-                <w:r>
-                  <w:rPr>
-                    <w:sz w:val="17"/>
-                    <w:szCs w:val="17"/>
-                    <w:lang w:val="pl-PL"/>
-                  </w:rPr>
-                  <w:t>Telefon: 0931/31-46936</w:t>
-                </w:r>
-              </w:p>
-              <w:p>
-                <w:pPr>
-                  <w:tabs>
-                    <w:tab w:val="left" w:pos="7560"/>
-                  </w:tabs>
-                  <w:ind w:right="-1368"/>
-                  <w:rPr>
-                    <w:sz w:val="17"/>
-                    <w:szCs w:val="17"/>
-                    <w:lang w:val="pl-PL"/>
-                  </w:rPr>
-                </w:pPr>
-                <w:r>
-                  <w:rPr>
-                    <w:sz w:val="17"/>
-                    <w:szCs w:val="17"/>
-                    <w:lang w:val="pl-PL"/>
-                  </w:rPr>
-                  <w:t>heike.claus@uni-wuerzburg.de</w:t>
-                </w:r>
-              </w:p>
-              <w:p>
-                <w:pPr>
-                  <w:ind w:right="-1368"/>
-                  <w:rPr>
-                    <w:sz w:val="17"/>
-                    <w:szCs w:val="17"/>
-                    <w:lang w:val="pl-PL"/>
-                  </w:rPr>
-                </w:pPr>
-              </w:p>
-              <w:p>
-                <w:pPr>
-                  <w:ind w:right="-1368"/>
-                  <w:rPr>
-                    <w:sz w:val="17"/>
-                    <w:szCs w:val="17"/>
-                    <w:lang w:val="pl-PL"/>
-                  </w:rPr>
-                </w:pPr>
-                <w:r>
-                  <w:rPr>
-                    <w:sz w:val="17"/>
-                    <w:szCs w:val="17"/>
-                    <w:lang w:val="pl-PL"/>
-                  </w:rPr>
-                  <w:t>PD Dr. med. Thiên-Trí Lâm</w:t>
-                </w:r>
-              </w:p>
-              <w:p>
-                <w:pPr>
-                  <w:ind w:right="-1368"/>
-                  <w:rPr>
-                    <w:sz w:val="17"/>
-                    <w:szCs w:val="17"/>
-                    <w:lang w:val="pl-PL"/>
-                  </w:rPr>
-                </w:pPr>
-                <w:r>
-                  <w:rPr>
-                    <w:sz w:val="17"/>
-                    <w:szCs w:val="17"/>
-                    <w:lang w:val="pl-PL"/>
-                  </w:rPr>
-                  <w:t>Telefon: 0931/31-46737</w:t>
-                </w:r>
-              </w:p>
-              <w:p>
-                <w:pPr>
-                  <w:ind w:right="-1368"/>
-                  <w:rPr>
-                    <w:sz w:val="17"/>
-                    <w:szCs w:val="17"/>
-                    <w:lang w:val="pl-PL"/>
-                  </w:rPr>
-                </w:pPr>
-                <w:r>
-                  <w:rPr>
-                    <w:sz w:val="17"/>
-                    <w:szCs w:val="17"/>
-                    <w:lang w:val="pl-PL"/>
-                  </w:rPr>
-                  <w:t>thien-tri.lam@uni-wuerzburg.de</w:t>
-                </w:r>
-              </w:p>
-              <w:p>
-                <w:pPr>
-                  <w:tabs>
-                    <w:tab w:val="left" w:pos="7560"/>
-                  </w:tabs>
-                  <w:ind w:right="-1368"/>
-                  <w:rPr>
-                    <w:sz w:val="17"/>
-                    <w:szCs w:val="17"/>
-                    <w:lang w:val="pl-PL"/>
-                  </w:rPr>
-                </w:pPr>
-              </w:p>
-              <w:p>
-                <w:pPr>
-                  <w:tabs>
-                    <w:tab w:val="left" w:pos="7560"/>
-                  </w:tabs>
-                  <w:ind w:right="-1368"/>
-                  <w:rPr>
-                    <w:sz w:val="17"/>
-                    <w:szCs w:val="17"/>
-                    <w:lang w:val="en-GB"/>
-                  </w:rPr>
-                </w:pPr>
-                <w:r>
-                  <w:rPr>
-                    <w:sz w:val="17"/>
-                    <w:szCs w:val="17"/>
-                    <w:lang w:val="en-GB"/>
-                  </w:rPr>
-                  <w:t>Dr.</w:t>
-                </w:r>
-                <w:r>
-                  <w:rPr>
-                    <w:sz w:val="17"/>
-                    <w:szCs w:val="17"/>
-                    <w:lang w:val="en-GB"/>
-                  </w:rPr>
-                  <w:t xml:space="preserve"> </w:t>
-                </w:r>
-                <w:r>
-                  <w:rPr>
-                    <w:sz w:val="17"/>
-                    <w:szCs w:val="17"/>
-                    <w:lang w:val="en-GB"/>
-                  </w:rPr>
-                  <w:t>med. Katherina Heroth</w:t>
-                </w:r>
-              </w:p>
-              <w:p>
-                <w:pPr>
-                  <w:tabs>
-                    <w:tab w:val="left" w:pos="7560"/>
-                  </w:tabs>
-                  <w:ind w:right="-1368"/>
-                  <w:rPr>
-                    <w:sz w:val="17"/>
-                    <w:szCs w:val="17"/>
-                    <w:lang w:val="pl-PL"/>
-                  </w:rPr>
-                </w:pPr>
-                <w:r>
-                  <w:rPr>
-                    <w:sz w:val="17"/>
-                    <w:szCs w:val="17"/>
-                    <w:lang w:val="pl-PL"/>
-                  </w:rPr>
-                  <w:t>Telefon: 0931/31-81128</w:t>
-                </w:r>
-              </w:p>
-              <w:p>
-                <w:pPr>
-                  <w:tabs>
-                    <w:tab w:val="left" w:pos="7560"/>
-                  </w:tabs>
-                  <w:ind w:right="-1368"/>
-                  <w:rPr>
-                    <w:sz w:val="17"/>
-                    <w:szCs w:val="17"/>
-                    <w:lang w:val="pl-PL"/>
-                  </w:rPr>
-                </w:pPr>
-                <w:r>
-                  <w:rPr>
-                    <w:sz w:val="17"/>
-                    <w:szCs w:val="17"/>
-                    <w:lang w:val="pl-PL"/>
-                  </w:rPr>
-                  <w:t>katherina.heroth</w:t>
-                </w:r>
-                <w:r>
-                  <w:rPr>
-                    <w:sz w:val="17"/>
-                    <w:szCs w:val="17"/>
-                    <w:lang w:val="pl-PL"/>
-                  </w:rPr>
-                  <w:t>@</w:t>
-                </w:r>
-                <w:r>
-                  <w:rPr>
-                    <w:sz w:val="17"/>
-                    <w:szCs w:val="17"/>
-                    <w:lang w:val="pl-PL"/>
-                  </w:rPr>
-                  <w:t>uni-wuerzburg.de</w:t>
-                </w:r>
-              </w:p>
-              <w:p>
-                <w:pPr>
-                  <w:tabs>
-                    <w:tab w:val="left" w:pos="7560"/>
-                  </w:tabs>
-                  <w:ind w:right="-1368"/>
-                  <w:rPr>
-                    <w:sz w:val="17"/>
-                    <w:szCs w:val="17"/>
-                    <w:lang w:val="pl-PL"/>
-                  </w:rPr>
-                </w:pPr>
               </w:p>
             </w:txbxContent>
           </v:textbox>
@@ -5183,7 +4956,7 @@
         <w:sz w:val="20"/>
         <w:szCs w:val="20"/>
       </w:rPr>
-      <w:t>Gesamtleitung: PD Dr. rer. nat. Heike Claus</w:t>
+      <w:t xml:space="preserve">Gesamtleitung: {LabDirector}</w:t>
     </w:r>
   </w:p>
   <w:p>
@@ -5198,7 +4971,7 @@
         <w:sz w:val="20"/>
         <w:szCs w:val="20"/>
       </w:rPr>
-      <w:t>ärztliche Leitung: PD Dr. med. Thiên-Trí Lâm</w:t>
+      <w:t xml:space="preserve">ärztliche Leitung: {MedicalDirector}</w:t>
     </w:r>
   </w:p>
   <w:p>
@@ -5420,7 +5193,7 @@
         <w:sz w:val="22"/>
         <w:szCs w:val="22"/>
       </w:rPr>
-      <w:t>Gesamtleitung: PD Dr. rer. nat. Heike Claus</w:t>
+      <w:t xml:space="preserve">Gesamtleitung: {LabDirector}</w:t>
     </w:r>
   </w:p>
   <w:p>
@@ -5435,7 +5208,7 @@
         <w:sz w:val="22"/>
         <w:szCs w:val="22"/>
       </w:rPr>
-      <w:t>ärztliche Leitung: PD Dr. med. Thiên-Trí Lâm</w:t>
+      <w:t xml:space="preserve">ärztliche Leitung: {MedicalDirector}</w:t>
     </w:r>
   </w:p>
   <w:p>
@@ -5702,235 +5475,8 @@
                     <w:sz w:val="17"/>
                     <w:szCs w:val="17"/>
                   </w:rPr>
-                  <w:t>PD Dr. rer. nat. Heike Claus</w:t>
+                  <w:t xml:space="preserve">{Contacts}</w:t>
                 </w:r>
-              </w:p>
-              <w:p>
-                <w:pPr>
-                  <w:tabs>
-                    <w:tab w:val="left" w:pos="7560"/>
-                  </w:tabs>
-                  <w:ind w:right="-1368"/>
-                  <w:rPr>
-                    <w:sz w:val="17"/>
-                    <w:szCs w:val="17"/>
-                    <w:lang w:val="pl-PL"/>
-                  </w:rPr>
-                </w:pPr>
-                <w:r>
-                  <w:rPr>
-                    <w:sz w:val="17"/>
-                    <w:szCs w:val="17"/>
-                    <w:lang w:val="pl-PL"/>
-                  </w:rPr>
-                  <w:t>Telefon: 0931/31-46936</w:t>
-                </w:r>
-              </w:p>
-              <w:p>
-                <w:pPr>
-                  <w:tabs>
-                    <w:tab w:val="left" w:pos="7560"/>
-                  </w:tabs>
-                  <w:ind w:right="-1368"/>
-                  <w:rPr>
-                    <w:sz w:val="17"/>
-                    <w:szCs w:val="17"/>
-                    <w:lang w:val="pl-PL"/>
-                  </w:rPr>
-                </w:pPr>
-                <w:r>
-                  <w:rPr>
-                    <w:sz w:val="17"/>
-                    <w:szCs w:val="17"/>
-                    <w:lang w:val="pl-PL"/>
-                  </w:rPr>
-                  <w:t>heike.claus@uni-wuerzburg.de</w:t>
-                </w:r>
-              </w:p>
-              <w:p>
-                <w:pPr>
-                  <w:ind w:right="-1368"/>
-                  <w:rPr>
-                    <w:sz w:val="17"/>
-                    <w:szCs w:val="17"/>
-                    <w:lang w:val="pl-PL"/>
-                  </w:rPr>
-                </w:pPr>
-              </w:p>
-              <w:p>
-                <w:pPr>
-                  <w:ind w:right="-1368"/>
-                  <w:rPr>
-                    <w:sz w:val="17"/>
-                    <w:szCs w:val="17"/>
-                    <w:lang w:val="pl-PL"/>
-                  </w:rPr>
-                </w:pPr>
-                <w:r>
-                  <w:rPr>
-                    <w:sz w:val="17"/>
-                    <w:szCs w:val="17"/>
-                    <w:lang w:val="pl-PL"/>
-                  </w:rPr>
-                  <w:t>PD Dr. med. Thiên-Trí Lâm</w:t>
-                </w:r>
-              </w:p>
-              <w:p>
-                <w:pPr>
-                  <w:ind w:right="-1368"/>
-                  <w:rPr>
-                    <w:sz w:val="17"/>
-                    <w:szCs w:val="17"/>
-                    <w:lang w:val="pl-PL"/>
-                  </w:rPr>
-                </w:pPr>
-                <w:r>
-                  <w:rPr>
-                    <w:sz w:val="17"/>
-                    <w:szCs w:val="17"/>
-                    <w:lang w:val="pl-PL"/>
-                  </w:rPr>
-                  <w:t>Telefon: 0931/31-46737</w:t>
-                </w:r>
-              </w:p>
-              <w:p>
-                <w:pPr>
-                  <w:ind w:right="-1368"/>
-                  <w:rPr>
-                    <w:sz w:val="17"/>
-                    <w:szCs w:val="17"/>
-                    <w:lang w:val="pl-PL"/>
-                  </w:rPr>
-                </w:pPr>
-                <w:r>
-                  <w:rPr>
-                    <w:sz w:val="17"/>
-                    <w:szCs w:val="17"/>
-                    <w:lang w:val="pl-PL"/>
-                  </w:rPr>
-                  <w:t>thien-tri.lam@uni-wuerzburg.de</w:t>
-                </w:r>
-              </w:p>
-              <w:p>
-                <w:pPr>
-                  <w:tabs>
-                    <w:tab w:val="left" w:pos="7560"/>
-                  </w:tabs>
-                  <w:ind w:right="-1368"/>
-                  <w:rPr>
-                    <w:sz w:val="17"/>
-                    <w:szCs w:val="17"/>
-                    <w:lang w:val="pl-PL"/>
-                  </w:rPr>
-                </w:pPr>
-              </w:p>
-              <w:p>
-                <w:pPr>
-                  <w:tabs>
-                    <w:tab w:val="left" w:pos="7560"/>
-                  </w:tabs>
-                  <w:ind w:right="-1368"/>
-                  <w:rPr>
-                    <w:sz w:val="17"/>
-                    <w:szCs w:val="17"/>
-                    <w:lang w:val="en-GB"/>
-                  </w:rPr>
-                </w:pPr>
-                <w:r>
-                  <w:rPr>
-                    <w:sz w:val="17"/>
-                    <w:szCs w:val="17"/>
-                    <w:lang w:val="en-GB"/>
-                  </w:rPr>
-                  <w:t>Dr.</w:t>
-                </w:r>
-                <w:r>
-                  <w:rPr>
-                    <w:sz w:val="17"/>
-                    <w:szCs w:val="17"/>
-                    <w:lang w:val="en-GB"/>
-                  </w:rPr>
-                  <w:t xml:space="preserve"> </w:t>
-                </w:r>
-                <w:r>
-                  <w:rPr>
-                    <w:sz w:val="17"/>
-                    <w:szCs w:val="17"/>
-                    <w:lang w:val="en-GB"/>
-                  </w:rPr>
-                  <w:t>med. Katherina Heroth</w:t>
-                </w:r>
-              </w:p>
-              <w:p>
-                <w:pPr>
-                  <w:tabs>
-                    <w:tab w:val="left" w:pos="7560"/>
-                  </w:tabs>
-                  <w:ind w:right="-1368"/>
-                  <w:rPr>
-                    <w:sz w:val="17"/>
-                    <w:szCs w:val="17"/>
-                    <w:lang w:val="pl-PL"/>
-                  </w:rPr>
-                </w:pPr>
-                <w:r>
-                  <w:rPr>
-                    <w:sz w:val="17"/>
-                    <w:szCs w:val="17"/>
-                    <w:lang w:val="pl-PL"/>
-                  </w:rPr>
-                  <w:t>Telefon: 0931/31-81128</w:t>
-                </w:r>
-              </w:p>
-              <w:p>
-                <w:pPr>
-                  <w:tabs>
-                    <w:tab w:val="left" w:pos="7560"/>
-                  </w:tabs>
-                  <w:ind w:right="-1368"/>
-                  <w:rPr>
-                    <w:sz w:val="17"/>
-                    <w:szCs w:val="17"/>
-                    <w:lang w:val="pl-PL"/>
-                  </w:rPr>
-                </w:pPr>
-                <w:r>
-                  <w:rPr>
-                    <w:sz w:val="17"/>
-                    <w:szCs w:val="17"/>
-                    <w:lang w:val="pl-PL"/>
-                  </w:rPr>
-                  <w:t>katherina.heroth</w:t>
-                </w:r>
-                <w:r>
-                  <w:rPr>
-                    <w:sz w:val="17"/>
-                    <w:szCs w:val="17"/>
-                    <w:lang w:val="pl-PL"/>
-                  </w:rPr>
-                  <w:t>@</w:t>
-                </w:r>
-                <w:r>
-                  <w:rPr>
-                    <w:sz w:val="17"/>
-                    <w:szCs w:val="17"/>
-                    <w:lang w:val="pl-PL"/>
-                  </w:rPr>
-                  <w:t>uni-wuerzburg.de</w:t>
-                </w:r>
-              </w:p>
-              <w:p>
-                <w:pPr>
-                  <w:tabs>
-                    <w:tab w:val="left" w:pos="7560"/>
-                  </w:tabs>
-                  <w:ind w:right="-1368"/>
-                  <w:rPr>
-                    <w:sz w:val="17"/>
-                    <w:szCs w:val="17"/>
-                    <w:lang w:val="pl-PL"/>
-                  </w:rPr>
-                </w:pPr>
               </w:p>
             </w:txbxContent>
           </v:textbox>
